--- a/docx_templates/permit_template_client.docx
+++ b/docx_templates/permit_template_client.docx
@@ -40,6 +40,32 @@
       </w:r>
     </w:p>
     <w:p>
+      <w:pPr>
+        <w:jc w:val="center"/>
+      </w:pPr>
+      <w:r>
+        <w:rPr>
+          <w:b w:val="0"/>
+          <w:color w:val="646464"/>
+          <w:sz w:val="24"/>
+        </w:rPr>
+        <w:t>DURCHFAHRTSGENEHMIGUNG AUF FORSTSTRASSE TYP B</w:t>
+      </w:r>
+    </w:p>
+    <w:p>
+      <w:pPr>
+        <w:jc w:val="center"/>
+      </w:pPr>
+      <w:r>
+        <w:rPr>
+          <w:b w:val="0"/>
+          <w:color w:val="828282"/>
+          <w:sz w:val="24"/>
+        </w:rPr>
+        <w:t>TRANSIT AUTHORIZATION ON FOREST ROAD TYPE B</w:t>
+      </w:r>
+    </w:p>
+    <w:p>
       <w:r>
         <w:rPr>
           <w:sz w:val="16"/>
@@ -55,13 +81,47 @@
       <w:r>
         <w:rPr>
           <w:b w:val="0"/>
-          <w:sz w:val="22"/>
+          <w:sz w:val="20"/>
         </w:rPr>
         <w:t>In base all'art. 100 della Legge Provinciale 23 maggio 2007, n. 11</w:t>
         <w:br/>
-        <w:t>e relativo regolamento di attuazione,</w:t>
+        <w:t>e relativo regolamento di attuazione, accertato che sussistono le condizioni</w:t>
         <w:br/>
-        <w:t>accertato che sussistono le condizioni di cui all'art. 29 del regolamento,</w:t>
+        <w:t>di cui all'art. 29 del regolamento,</w:t>
+      </w:r>
+    </w:p>
+    <w:p>
+      <w:pPr>
+        <w:jc w:val="left"/>
+      </w:pPr>
+      <w:r>
+        <w:rPr>
+          <w:b w:val="0"/>
+          <w:color w:val="3C3C3C"/>
+          <w:sz w:val="20"/>
+        </w:rPr>
+        <w:t>Gemäß Art. 100 des Landesgesetzes vom 23. Mai 2007, Nr. 11</w:t>
+        <w:br/>
+        <w:t>und der entsprechenden Durchführungsverordnung, nachdem festgestellt wurde,</w:t>
+        <w:br/>
+        <w:t>dass die Voraussetzungen gemäß Art. 29 der Verordnung vorliegen,</w:t>
+      </w:r>
+    </w:p>
+    <w:p>
+      <w:pPr>
+        <w:jc w:val="left"/>
+      </w:pPr>
+      <w:r>
+        <w:rPr>
+          <w:b w:val="0"/>
+          <w:color w:val="3C3C3C"/>
+          <w:sz w:val="20"/>
+        </w:rPr>
+        <w:t>Pursuant to Art. 100 of Provincial Law of 23 May 2007, No. 11</w:t>
+        <w:br/>
+        <w:t>and its implementing regulation, having ascertained that the conditions</w:t>
+        <w:br/>
+        <w:t>set forth in Art. 29 of the regulation are met,</w:t>
       </w:r>
     </w:p>
     <w:p/>
@@ -72,18 +132,45 @@
       <w:r>
         <w:rPr>
           <w:b/>
-          <w:sz w:val="26"/>
+          <w:sz w:val="30"/>
         </w:rPr>
         <w:t>SI AUTORIZZA</w:t>
+      </w:r>
+    </w:p>
+    <w:p>
+      <w:pPr>
+        <w:jc w:val="center"/>
+      </w:pPr>
+      <w:r>
+        <w:rPr>
+          <w:b w:val="0"/>
+          <w:color w:val="646464"/>
+          <w:sz w:val="28"/>
+        </w:rPr>
+        <w:t>WIRD GENEHMIGT</w:t>
+      </w:r>
+    </w:p>
+    <w:p>
+      <w:pPr>
+        <w:jc w:val="center"/>
+      </w:pPr>
+      <w:r>
+        <w:rPr>
+          <w:b w:val="0"/>
+          <w:color w:val="828282"/>
+          <w:sz w:val="28"/>
+        </w:rPr>
+        <w:t>IS AUTHORIZED</w:t>
       </w:r>
     </w:p>
     <w:p/>
     <w:p>
       <w:r>
         <w:rPr>
-          <w:sz w:val="22"/>
+          <w:color w:val="505050"/>
+          <w:sz w:val="20"/>
         </w:rPr>
-        <w:t xml:space="preserve">Intestatario:  </w:t>
+        <w:t xml:space="preserve">Intestatario / Inhaber / Holder:  </w:t>
       </w:r>
       <w:r>
         <w:rPr>
@@ -96,9 +183,10 @@
     <w:p>
       <w:r>
         <w:rPr>
-          <w:sz w:val="22"/>
+          <w:color w:val="505050"/>
+          <w:sz w:val="20"/>
         </w:rPr>
-        <w:t xml:space="preserve">Residente a:  </w:t>
+        <w:t xml:space="preserve">Residente a / Wohnhaft in / Resident in:  </w:t>
       </w:r>
       <w:r>
         <w:rPr>
@@ -116,17 +204,44 @@
       <w:r>
         <w:rPr>
           <w:b/>
-          <w:sz w:val="22"/>
+          <w:sz w:val="24"/>
         </w:rPr>
         <w:t>IL TRANSITO DEL VEICOLO:</w:t>
       </w:r>
     </w:p>
     <w:p>
+      <w:pPr>
+        <w:jc w:val="left"/>
+      </w:pPr>
       <w:r>
         <w:rPr>
+          <w:b w:val="0"/>
+          <w:color w:val="646464"/>
           <w:sz w:val="22"/>
         </w:rPr>
-        <w:t xml:space="preserve">Tipo veicolo:  </w:t>
+        <w:t>DIE DURCHFAHRT DES FAHRZEUGS:</w:t>
+      </w:r>
+    </w:p>
+    <w:p>
+      <w:pPr>
+        <w:jc w:val="left"/>
+      </w:pPr>
+      <w:r>
+        <w:rPr>
+          <w:b w:val="0"/>
+          <w:color w:val="828282"/>
+          <w:sz w:val="22"/>
+        </w:rPr>
+        <w:t>VEHICLE TRANSIT:</w:t>
+      </w:r>
+    </w:p>
+    <w:p>
+      <w:r>
+        <w:rPr>
+          <w:color w:val="505050"/>
+          <w:sz w:val="20"/>
+        </w:rPr>
+        <w:t xml:space="preserve">Tipo veicolo / Fahrzeugtyp / Vehicle type:  </w:t>
       </w:r>
       <w:r>
         <w:rPr>
@@ -139,9 +254,10 @@
     <w:p>
       <w:r>
         <w:rPr>
-          <w:sz w:val="22"/>
+          <w:color w:val="505050"/>
+          <w:sz w:val="20"/>
         </w:rPr>
-        <w:t xml:space="preserve">Targa:  </w:t>
+        <w:t xml:space="preserve">Targa / Kennzeichen / Plate:  </w:t>
       </w:r>
       <w:r>
         <w:rPr>
@@ -158,10 +274,36 @@
       </w:pPr>
       <w:r>
         <w:rPr>
-          <w:b w:val="0"/>
+          <w:b/>
           <w:sz w:val="22"/>
         </w:rPr>
         <w:t>sulla Strada Forestale denominata</w:t>
+      </w:r>
+    </w:p>
+    <w:p>
+      <w:pPr>
+        <w:jc w:val="left"/>
+      </w:pPr>
+      <w:r>
+        <w:rPr>
+          <w:b w:val="0"/>
+          <w:color w:val="646464"/>
+          <w:sz w:val="20"/>
+        </w:rPr>
+        <w:t>auf der Forststraße namens</w:t>
+      </w:r>
+    </w:p>
+    <w:p>
+      <w:pPr>
+        <w:jc w:val="left"/>
+      </w:pPr>
+      <w:r>
+        <w:rPr>
+          <w:b w:val="0"/>
+          <w:color w:val="828282"/>
+          <w:sz w:val="20"/>
+        </w:rPr>
+        <w:t>on the forest road named</w:t>
       </w:r>
     </w:p>
     <w:p>
@@ -171,7 +313,7 @@
       <w:r>
         <w:rPr>
           <w:b/>
-          <w:sz w:val="26"/>
+          <w:sz w:val="28"/>
         </w:rPr>
         <w:t>MALGA CAMPO</w:t>
       </w:r>
@@ -183,18 +325,19 @@
       </w:pPr>
       <w:r>
         <w:rPr>
-          <w:b w:val="0"/>
+          <w:b/>
           <w:sz w:val="22"/>
         </w:rPr>
-        <w:t>per il periodo:</w:t>
+        <w:t>per il periodo: / für den Zeitraum: / for the period:</w:t>
       </w:r>
     </w:p>
     <w:p>
       <w:r>
         <w:rPr>
-          <w:sz w:val="22"/>
+          <w:color w:val="505050"/>
+          <w:sz w:val="20"/>
         </w:rPr>
-        <w:t xml:space="preserve">dal  </w:t>
+        <w:t xml:space="preserve">dal / von / from  </w:t>
       </w:r>
       <w:r>
         <w:rPr>
@@ -204,10 +347,14 @@
         <w:t>{{ dal }}</w:t>
       </w:r>
       <w:r>
+        <w:t xml:space="preserve">      </w:t>
+      </w:r>
+      <w:r>
         <w:rPr>
-          <w:sz w:val="22"/>
+          <w:color w:val="505050"/>
+          <w:sz w:val="20"/>
         </w:rPr>
-        <w:t xml:space="preserve">   al   </w:t>
+        <w:t xml:space="preserve">al / bis / to  </w:t>
       </w:r>
       <w:r>
         <w:rPr>
@@ -225,18 +372,45 @@
       <w:r>
         <w:rPr>
           <w:b w:val="0"/>
-          <w:sz w:val="22"/>
+          <w:sz w:val="20"/>
         </w:rPr>
         <w:t>Firma e/o timbro proprietario / titolare della gestione:</w:t>
+      </w:r>
+    </w:p>
+    <w:p>
+      <w:pPr>
+        <w:jc w:val="left"/>
+      </w:pPr>
+      <w:r>
+        <w:rPr>
+          <w:b w:val="0"/>
+          <w:color w:val="3C3C3C"/>
+          <w:sz w:val="20"/>
+        </w:rPr>
+        <w:t>Unterschrift und/oder Stempel des Eigentümers / Verwalters:</w:t>
+      </w:r>
+    </w:p>
+    <w:p>
+      <w:pPr>
+        <w:jc w:val="left"/>
+      </w:pPr>
+      <w:r>
+        <w:rPr>
+          <w:b w:val="0"/>
+          <w:color w:val="3C3C3C"/>
+          <w:sz w:val="20"/>
+        </w:rPr>
+        <w:t>Signature and/or stamp of the owner / manager:</w:t>
       </w:r>
     </w:p>
     <w:p/>
     <w:p>
       <w:r>
         <w:rPr>
-          <w:sz w:val="22"/>
+          <w:color w:val="505050"/>
+          <w:sz w:val="20"/>
         </w:rPr>
-        <w:t xml:space="preserve">Data:  </w:t>
+        <w:t xml:space="preserve">Data / Datum / Date:  </w:t>
       </w:r>
       <w:r>
         <w:rPr>
@@ -262,7 +436,7 @@
       <w:r>
         <w:rPr>
           <w:b/>
-          <w:sz w:val="32"/>
+          <w:sz w:val="36"/>
         </w:rPr>
         <w:t>N.  {{ numero }} / {{ anno }}</w:t>
       </w:r>
@@ -283,14 +457,40 @@
       <w:r>
         <w:rPr>
           <w:b/>
-          <w:sz w:val="24"/>
+          <w:sz w:val="22"/>
         </w:rPr>
         <w:t>⚠  DA ESPORRE IN MODO BEN VISIBILE SUL VEICOLO</w:t>
       </w:r>
     </w:p>
+    <w:p>
+      <w:pPr>
+        <w:jc w:val="center"/>
+      </w:pPr>
+      <w:r>
+        <w:rPr>
+          <w:b w:val="0"/>
+          <w:color w:val="3C3C3C"/>
+          <w:sz w:val="22"/>
+        </w:rPr>
+        <w:t>⚠  GUT SICHTBAR IM FAHRZEUG AUSZULEGEN</w:t>
+      </w:r>
+    </w:p>
+    <w:p>
+      <w:pPr>
+        <w:jc w:val="center"/>
+      </w:pPr>
+      <w:r>
+        <w:rPr>
+          <w:b w:val="0"/>
+          <w:color w:val="3C3C3C"/>
+          <w:sz w:val="22"/>
+        </w:rPr>
+        <w:t>⚠  TO BE DISPLAYED IN A CLEARLY VISIBLE POSITION IN THE VEHICLE</w:t>
+      </w:r>
+    </w:p>
     <w:sectPr>
       <w:pgSz w:w="11906" w:h="16838"/>
-      <w:pgMar w:top="1134" w:right="1417" w:bottom="1134" w:left="1417" w:header="720" w:footer="720" w:gutter="0"/>
+      <w:pgMar w:top="1020" w:right="1417" w:bottom="1020" w:left="1417" w:header="720" w:footer="720" w:gutter="0"/>
       <w:cols w:space="720"/>
       <w:docGrid w:linePitch="360"/>
     </w:sectPr>
@@ -662,7 +862,7 @@
     <w:qFormat/>
     <w:rsid w:val="00FC693F"/>
     <w:pPr>
-      <w:spacing w:before="0" w:after="80"/>
+      <w:spacing w:before="0" w:after="60"/>
     </w:pPr>
     <w:rPr>
       <w:rFonts w:ascii="Arial" w:hAnsi="Arial"/>

--- a/docx_templates/permit_template_client.docx
+++ b/docx_templates/permit_template_client.docx
@@ -4,27 +4,28 @@
   <w:body>
     <w:p>
       <w:pPr>
+        <w:spacing w:after="60"/>
         <w:jc w:val="center"/>
       </w:pPr>
       <w:r>
         <w:rPr>
           <w:b/>
-          <w:sz w:val="20"/>
+          <w:sz w:val="18"/>
         </w:rPr>
-        <w:t>PROVINCIA AUTONOMA DI TRENTO</w:t>
-        <w:br/>
-        <w:t>ASUC DI CELENTINO</w:t>
+        <w:t>PROVINCIA AUTONOMA DI TRENTO  –  ASUC DI CELENTINO</w:t>
         <w:br/>
         <w:t>Via Giovanni Caserotti n. 31 – 38024 Cogolo di Peio (TN)</w:t>
       </w:r>
     </w:p>
-    <w:p/>
     <w:p>
+      <w:pPr>
+        <w:spacing w:after="20"/>
+      </w:pPr>
       <w:r>
         <w:rPr>
-          <w:sz w:val="16"/>
+          <w:sz w:val="14"/>
         </w:rPr>
-        <w:t>────────────────────────────────────────────────────────────</w:t>
+        <w:t>──────────────────────────────────────────────────────────────</w:t>
       </w:r>
     </w:p>
     <w:p>
@@ -34,9 +35,64 @@
       <w:r>
         <w:rPr>
           <w:b/>
-          <w:sz w:val="26"/>
+          <w:sz w:val="22"/>
         </w:rPr>
         <w:t>AUTORIZZAZIONE AL TRANSITO SU STRADA FORESTALE DI TIPO B</w:t>
+      </w:r>
+    </w:p>
+    <w:p>
+      <w:pPr>
+        <w:spacing w:after="20"/>
+        <w:jc w:val="center"/>
+      </w:pPr>
+      <w:r>
+        <w:rPr>
+          <w:color w:val="464646"/>
+          <w:sz w:val="16"/>
+        </w:rPr>
+        <w:t>DURCHFAHRTSGENEHMIGUNG AUF FORSTSTRASSE TYP B  /  TRANSIT AUTHORIZATION ON FOREST ROAD TYPE B</w:t>
+      </w:r>
+    </w:p>
+    <w:p>
+      <w:pPr>
+        <w:spacing w:after="20"/>
+      </w:pPr>
+      <w:r>
+        <w:rPr>
+          <w:sz w:val="14"/>
+        </w:rPr>
+        <w:t>──────────────────────────────────────────────────────────────</w:t>
+      </w:r>
+    </w:p>
+    <w:p>
+      <w:pPr>
+        <w:spacing w:after="60"/>
+      </w:pPr>
+    </w:p>
+    <w:p>
+      <w:pPr>
+        <w:spacing w:after="20"/>
+      </w:pPr>
+      <w:r>
+        <w:rPr>
+          <w:b w:val="0"/>
+          <w:sz w:val="18"/>
+        </w:rPr>
+        <w:t>In base all'art. 100 della Legge Provinciale 23 maggio 2007, n. 11 e relativo regolamento di attuazione,</w:t>
+        <w:br/>
+        <w:t>accertato che sussistono le condizioni di cui all'art. 29 del regolamento,</w:t>
+      </w:r>
+    </w:p>
+    <w:p>
+      <w:pPr>
+        <w:spacing w:after="80"/>
+      </w:pPr>
+      <w:r>
+        <w:rPr>
+          <w:color w:val="464646"/>
+          <w:sz w:val="16"/>
+        </w:rPr>
+        <w:t>Gemäß Art. 100 LG 23.05.2007, Nr. 11 / Pursuant to Art. 100 Provincial Law 23.05.2007, No. 11</w:t>
       </w:r>
     </w:p>
     <w:p>
@@ -45,130 +101,38 @@
       </w:pPr>
       <w:r>
         <w:rPr>
-          <w:b w:val="0"/>
-          <w:color w:val="646464"/>
-          <w:sz w:val="24"/>
-        </w:rPr>
-        <w:t>DURCHFAHRTSGENEHMIGUNG AUF FORSTSTRASSE TYP B</w:t>
-      </w:r>
-    </w:p>
-    <w:p>
-      <w:pPr>
-        <w:jc w:val="center"/>
-      </w:pPr>
-      <w:r>
-        <w:rPr>
-          <w:b w:val="0"/>
-          <w:color w:val="828282"/>
-          <w:sz w:val="24"/>
-        </w:rPr>
-        <w:t>TRANSIT AUTHORIZATION ON FOREST ROAD TYPE B</w:t>
-      </w:r>
-    </w:p>
-    <w:p>
-      <w:r>
-        <w:rPr>
-          <w:sz w:val="16"/>
-        </w:rPr>
-        <w:t>────────────────────────────────────────────────────────────</w:t>
-      </w:r>
-    </w:p>
-    <w:p/>
-    <w:p>
-      <w:pPr>
-        <w:jc w:val="left"/>
-      </w:pPr>
-      <w:r>
-        <w:rPr>
-          <w:b w:val="0"/>
-          <w:sz w:val="20"/>
-        </w:rPr>
-        <w:t>In base all'art. 100 della Legge Provinciale 23 maggio 2007, n. 11</w:t>
-        <w:br/>
-        <w:t>e relativo regolamento di attuazione, accertato che sussistono le condizioni</w:t>
-        <w:br/>
-        <w:t>di cui all'art. 29 del regolamento,</w:t>
-      </w:r>
-    </w:p>
-    <w:p>
-      <w:pPr>
-        <w:jc w:val="left"/>
-      </w:pPr>
-      <w:r>
-        <w:rPr>
-          <w:b w:val="0"/>
-          <w:color w:val="3C3C3C"/>
-          <w:sz w:val="20"/>
-        </w:rPr>
-        <w:t>Gemäß Art. 100 des Landesgesetzes vom 23. Mai 2007, Nr. 11</w:t>
-        <w:br/>
-        <w:t>und der entsprechenden Durchführungsverordnung, nachdem festgestellt wurde,</w:t>
-        <w:br/>
-        <w:t>dass die Voraussetzungen gemäß Art. 29 der Verordnung vorliegen,</w:t>
-      </w:r>
-    </w:p>
-    <w:p>
-      <w:pPr>
-        <w:jc w:val="left"/>
-      </w:pPr>
-      <w:r>
-        <w:rPr>
-          <w:b w:val="0"/>
-          <w:color w:val="3C3C3C"/>
-          <w:sz w:val="20"/>
-        </w:rPr>
-        <w:t>Pursuant to Art. 100 of Provincial Law of 23 May 2007, No. 11</w:t>
-        <w:br/>
-        <w:t>and its implementing regulation, having ascertained that the conditions</w:t>
-        <w:br/>
-        <w:t>set forth in Art. 29 of the regulation are met,</w:t>
-      </w:r>
-    </w:p>
-    <w:p/>
-    <w:p>
-      <w:pPr>
-        <w:jc w:val="center"/>
-      </w:pPr>
-      <w:r>
-        <w:rPr>
           <w:b/>
-          <w:sz w:val="30"/>
+          <w:sz w:val="28"/>
         </w:rPr>
         <w:t>SI AUTORIZZA</w:t>
       </w:r>
     </w:p>
     <w:p>
       <w:pPr>
+        <w:spacing w:after="20"/>
         <w:jc w:val="center"/>
       </w:pPr>
       <w:r>
         <w:rPr>
-          <w:b w:val="0"/>
-          <w:color w:val="646464"/>
-          <w:sz w:val="28"/>
+          <w:color w:val="464646"/>
+          <w:sz w:val="18"/>
         </w:rPr>
-        <w:t>WIRD GENEHMIGT</w:t>
+        <w:t>WIRD GENEHMIGT  /  IS AUTHORIZED</w:t>
       </w:r>
     </w:p>
     <w:p>
       <w:pPr>
-        <w:jc w:val="center"/>
+        <w:spacing w:after="60"/>
+      </w:pPr>
+    </w:p>
+    <w:p>
+      <w:pPr>
+        <w:spacing w:after="40"/>
       </w:pPr>
       <w:r>
         <w:rPr>
-          <w:b w:val="0"/>
-          <w:color w:val="828282"/>
-          <w:sz w:val="28"/>
-        </w:rPr>
-        <w:t>IS AUTHORIZED</w:t>
-      </w:r>
-    </w:p>
-    <w:p/>
-    <w:p>
-      <w:r>
-        <w:rPr>
-          <w:color w:val="505050"/>
-          <w:sz w:val="20"/>
+          <w:color w:val="6E6E6E"/>
+          <w:sz w:val="16"/>
         </w:rPr>
         <w:t xml:space="preserve">Intestatario / Inhaber / Holder:  </w:t>
       </w:r>
@@ -181,129 +145,96 @@
       </w:r>
     </w:p>
     <w:p>
+      <w:pPr>
+        <w:spacing w:after="60"/>
+      </w:pPr>
       <w:r>
         <w:rPr>
-          <w:color w:val="505050"/>
-          <w:sz w:val="20"/>
+          <w:color w:val="6E6E6E"/>
+          <w:sz w:val="16"/>
         </w:rPr>
         <w:t xml:space="preserve">Residente a / Wohnhaft in / Resident in:  </w:t>
       </w:r>
       <w:r>
         <w:rPr>
           <w:b/>
-          <w:sz w:val="24"/>
+          <w:sz w:val="22"/>
         </w:rPr>
         <w:t>{{ residenza }}</w:t>
       </w:r>
     </w:p>
-    <w:p/>
     <w:p>
       <w:pPr>
-        <w:jc w:val="left"/>
+        <w:spacing w:after="20"/>
       </w:pPr>
       <w:r>
         <w:rPr>
           <w:b/>
-          <w:sz w:val="24"/>
+          <w:sz w:val="20"/>
         </w:rPr>
         <w:t>IL TRANSITO DEL VEICOLO:</w:t>
       </w:r>
     </w:p>
     <w:p>
       <w:pPr>
-        <w:jc w:val="left"/>
+        <w:spacing w:after="40"/>
       </w:pPr>
       <w:r>
         <w:rPr>
-          <w:b w:val="0"/>
-          <w:color w:val="646464"/>
-          <w:sz w:val="22"/>
+          <w:color w:val="464646"/>
+          <w:sz w:val="16"/>
         </w:rPr>
-        <w:t>DIE DURCHFAHRT DES FAHRZEUGS:</w:t>
+        <w:t>DIE DURCHFAHRT DES FAHRZEUGS:  /  VEHICLE TRANSIT:</w:t>
       </w:r>
     </w:p>
     <w:p>
       <w:pPr>
-        <w:jc w:val="left"/>
+        <w:spacing w:after="40"/>
       </w:pPr>
       <w:r>
         <w:rPr>
-          <w:b w:val="0"/>
-          <w:color w:val="828282"/>
-          <w:sz w:val="22"/>
-        </w:rPr>
-        <w:t>VEHICLE TRANSIT:</w:t>
-      </w:r>
-    </w:p>
-    <w:p>
-      <w:r>
-        <w:rPr>
-          <w:color w:val="505050"/>
-          <w:sz w:val="20"/>
+          <w:color w:val="6E6E6E"/>
+          <w:sz w:val="16"/>
         </w:rPr>
         <w:t xml:space="preserve">Tipo veicolo / Fahrzeugtyp / Vehicle type:  </w:t>
       </w:r>
       <w:r>
         <w:rPr>
           <w:b/>
-          <w:sz w:val="24"/>
+          <w:sz w:val="22"/>
         </w:rPr>
         <w:t>{{ tipo_veicolo }}</w:t>
       </w:r>
     </w:p>
     <w:p>
+      <w:pPr>
+        <w:spacing w:after="60"/>
+      </w:pPr>
       <w:r>
         <w:rPr>
-          <w:color w:val="505050"/>
-          <w:sz w:val="20"/>
+          <w:color w:val="6E6E6E"/>
+          <w:sz w:val="16"/>
         </w:rPr>
         <w:t xml:space="preserve">Targa / Kennzeichen / Plate:  </w:t>
       </w:r>
       <w:r>
         <w:rPr>
           <w:b/>
-          <w:sz w:val="24"/>
+          <w:sz w:val="22"/>
         </w:rPr>
         <w:t>{{ targa }}</w:t>
       </w:r>
     </w:p>
-    <w:p/>
     <w:p>
       <w:pPr>
-        <w:jc w:val="left"/>
-      </w:pPr>
-      <w:r>
-        <w:rPr>
-          <w:b/>
-          <w:sz w:val="22"/>
-        </w:rPr>
-        <w:t>sulla Strada Forestale denominata</w:t>
-      </w:r>
-    </w:p>
-    <w:p>
-      <w:pPr>
-        <w:jc w:val="left"/>
+        <w:spacing w:after="20"/>
       </w:pPr>
       <w:r>
         <w:rPr>
           <w:b w:val="0"/>
-          <w:color w:val="646464"/>
-          <w:sz w:val="20"/>
+          <w:sz w:val="18"/>
         </w:rPr>
-        <w:t>auf der Forststraße namens</w:t>
-      </w:r>
-    </w:p>
-    <w:p>
-      <w:pPr>
-        <w:jc w:val="left"/>
-      </w:pPr>
-      <w:r>
-        <w:rPr>
-          <w:b w:val="0"/>
-          <w:color w:val="828282"/>
-          <w:sz w:val="20"/>
-        </w:rPr>
-        <w:t>on the forest road named</w:t>
+        <w:t>sulla Strada Forestale denominata  /  auf der Forststraße:  /  on the forest road:</w:t>
       </w:r>
     </w:p>
     <w:p>
@@ -313,184 +244,168 @@
       <w:r>
         <w:rPr>
           <w:b/>
-          <w:sz w:val="28"/>
+          <w:sz w:val="26"/>
         </w:rPr>
         <w:t>MALGA CAMPO</w:t>
       </w:r>
     </w:p>
-    <w:p/>
     <w:p>
       <w:pPr>
-        <w:jc w:val="left"/>
+        <w:spacing w:after="60"/>
       </w:pPr>
+    </w:p>
+    <w:p>
+      <w:pPr>
+        <w:spacing w:after="20"/>
+      </w:pPr>
+      <w:r>
+        <w:rPr>
+          <w:b w:val="0"/>
+          <w:sz w:val="18"/>
+        </w:rPr>
+        <w:t>per il periodo:  /  für den Zeitraum:  /  for the period:</w:t>
+      </w:r>
+    </w:p>
+    <w:p>
+      <w:pPr>
+        <w:spacing w:after="60"/>
+      </w:pPr>
+      <w:r>
+        <w:rPr>
+          <w:color w:val="6E6E6E"/>
+          <w:sz w:val="16"/>
+        </w:rPr>
+        <w:t xml:space="preserve">dal/von/from  </w:t>
+      </w:r>
       <w:r>
         <w:rPr>
           <w:b/>
           <w:sz w:val="22"/>
         </w:rPr>
-        <w:t>per il periodo: / für den Zeitraum: / for the period:</w:t>
+        <w:t>{{ dal }}</w:t>
       </w:r>
-    </w:p>
-    <w:p>
+      <w:r>
+        <w:t xml:space="preserve">        </w:t>
+      </w:r>
       <w:r>
         <w:rPr>
-          <w:color w:val="505050"/>
-          <w:sz w:val="20"/>
+          <w:color w:val="6E6E6E"/>
+          <w:sz w:val="16"/>
         </w:rPr>
-        <w:t xml:space="preserve">dal / von / from  </w:t>
+        <w:t xml:space="preserve">al/bis/to  </w:t>
       </w:r>
       <w:r>
         <w:rPr>
           <w:b/>
-          <w:sz w:val="24"/>
-        </w:rPr>
-        <w:t>{{ dal }}</w:t>
-      </w:r>
-      <w:r>
-        <w:t xml:space="preserve">      </w:t>
-      </w:r>
-      <w:r>
-        <w:rPr>
-          <w:color w:val="505050"/>
-          <w:sz w:val="20"/>
-        </w:rPr>
-        <w:t xml:space="preserve">al / bis / to  </w:t>
-      </w:r>
-      <w:r>
-        <w:rPr>
-          <w:b/>
-          <w:sz w:val="24"/>
+          <w:sz w:val="22"/>
         </w:rPr>
         <w:t>{{ al }}</w:t>
       </w:r>
     </w:p>
-    <w:p/>
     <w:p>
       <w:pPr>
-        <w:jc w:val="left"/>
+        <w:spacing w:after="60"/>
+      </w:pPr>
+    </w:p>
+    <w:p>
+      <w:pPr>
+        <w:spacing w:after="20"/>
       </w:pPr>
       <w:r>
         <w:rPr>
           <w:b w:val="0"/>
-          <w:sz w:val="20"/>
+          <w:sz w:val="18"/>
         </w:rPr>
-        <w:t>Firma e/o timbro proprietario / titolare della gestione:</w:t>
+        <w:t>Firma e/o timbro del proprietario / titolare della gestione:</w:t>
       </w:r>
     </w:p>
     <w:p>
       <w:pPr>
-        <w:jc w:val="left"/>
+        <w:spacing w:after="20"/>
       </w:pPr>
       <w:r>
         <w:rPr>
-          <w:b w:val="0"/>
-          <w:color w:val="3C3C3C"/>
-          <w:sz w:val="20"/>
+          <w:color w:val="464646"/>
+          <w:sz w:val="16"/>
         </w:rPr>
-        <w:t>Unterschrift und/oder Stempel des Eigentümers / Verwalters:</w:t>
+        <w:t>Unterschrift/Stempel des Eigentümers  /  Signature/stamp of the owner:</w:t>
       </w:r>
     </w:p>
     <w:p>
       <w:pPr>
-        <w:jc w:val="left"/>
+        <w:spacing w:after="80"/>
       </w:pPr>
       <w:r>
         <w:rPr>
-          <w:b w:val="0"/>
-          <w:color w:val="3C3C3C"/>
-          <w:sz w:val="20"/>
-        </w:rPr>
-        <w:t>Signature and/or stamp of the owner / manager:</w:t>
-      </w:r>
-    </w:p>
-    <w:p/>
-    <w:p>
-      <w:r>
-        <w:rPr>
-          <w:color w:val="505050"/>
-          <w:sz w:val="20"/>
+          <w:color w:val="6E6E6E"/>
+          <w:sz w:val="16"/>
         </w:rPr>
         <w:t xml:space="preserve">Data / Datum / Date:  </w:t>
       </w:r>
       <w:r>
         <w:rPr>
           <w:b/>
-          <w:sz w:val="24"/>
+          <w:sz w:val="22"/>
         </w:rPr>
         <w:t>{{ data_emissione }}</w:t>
       </w:r>
     </w:p>
-    <w:p/>
     <w:p>
+      <w:pPr>
+        <w:spacing w:after="20"/>
+      </w:pPr>
       <w:r>
         <w:rPr>
-          <w:sz w:val="16"/>
+          <w:sz w:val="14"/>
         </w:rPr>
-        <w:t>────────────────────────────────────────────────────────────</w:t>
+        <w:t>──────────────────────────────────────────────────────────────</w:t>
       </w:r>
     </w:p>
     <w:p>
       <w:pPr>
+        <w:spacing w:after="20"/>
         <w:jc w:val="center"/>
       </w:pPr>
       <w:r>
         <w:rPr>
           <w:b/>
-          <w:sz w:val="36"/>
+          <w:sz w:val="32"/>
         </w:rPr>
         <w:t>N.  {{ numero }} / {{ anno }}</w:t>
       </w:r>
     </w:p>
     <w:p>
+      <w:pPr>
+        <w:spacing w:after="20"/>
+      </w:pPr>
       <w:r>
         <w:rPr>
-          <w:sz w:val="16"/>
+          <w:sz w:val="14"/>
         </w:rPr>
-        <w:t>────────────────────────────────────────────────────────────</w:t>
+        <w:t>──────────────────────────────────────────────────────────────</w:t>
       </w:r>
     </w:p>
-    <w:p/>
     <w:p>
       <w:pPr>
+        <w:spacing w:after="40"/>
+      </w:pPr>
+    </w:p>
+    <w:p>
+      <w:pPr>
+        <w:spacing w:after="0"/>
         <w:jc w:val="center"/>
       </w:pPr>
       <w:r>
         <w:rPr>
           <w:b/>
-          <w:sz w:val="22"/>
+          <w:sz w:val="16"/>
         </w:rPr>
-        <w:t>⚠  DA ESPORRE IN MODO BEN VISIBILE SUL VEICOLO</w:t>
-      </w:r>
-    </w:p>
-    <w:p>
-      <w:pPr>
-        <w:jc w:val="center"/>
-      </w:pPr>
-      <w:r>
-        <w:rPr>
-          <w:b w:val="0"/>
-          <w:color w:val="3C3C3C"/>
-          <w:sz w:val="22"/>
-        </w:rPr>
-        <w:t>⚠  GUT SICHTBAR IM FAHRZEUG AUSZULEGEN</w:t>
-      </w:r>
-    </w:p>
-    <w:p>
-      <w:pPr>
-        <w:jc w:val="center"/>
-      </w:pPr>
-      <w:r>
-        <w:rPr>
-          <w:b w:val="0"/>
-          <w:color w:val="3C3C3C"/>
-          <w:sz w:val="22"/>
-        </w:rPr>
-        <w:t>⚠  TO BE DISPLAYED IN A CLEARLY VISIBLE POSITION IN THE VEHICLE</w:t>
+        <w:t>⚠  DA ESPORRE BEN VISIBILE SUL VEICOLO  /  GUT SICHTBAR AUSLEGEN  /  DISPLAY CLEARLY IN THE VEHICLE</w:t>
       </w:r>
     </w:p>
     <w:sectPr>
       <w:pgSz w:w="11906" w:h="16838"/>
-      <w:pgMar w:top="1020" w:right="1417" w:bottom="1020" w:left="1417" w:header="720" w:footer="720" w:gutter="0"/>
+      <w:pgMar w:top="850" w:right="1417" w:bottom="850" w:left="1417" w:header="720" w:footer="720" w:gutter="0"/>
       <w:cols w:space="720"/>
       <w:docGrid w:linePitch="360"/>
     </w:sectPr>
@@ -862,11 +777,11 @@
     <w:qFormat/>
     <w:rsid w:val="00FC693F"/>
     <w:pPr>
-      <w:spacing w:before="0" w:after="60"/>
+      <w:spacing w:before="0" w:after="40"/>
     </w:pPr>
     <w:rPr>
       <w:rFonts w:ascii="Arial" w:hAnsi="Arial"/>
-      <w:sz w:val="22"/>
+      <w:sz w:val="20"/>
     </w:rPr>
   </w:style>
   <w:style w:type="paragraph" w:styleId="Header">
